--- a/ТЗ_Куклина П.А..docx
+++ b/ТЗ_Куклина П.А..docx
@@ -904,919 +904,6 @@
           <w:lang w:eastAsia="en-US"/>
         </w:rPr>
         <w:t xml:space="preserve"> / </w:t>
-      </w:r>
-      <w:r>
-        <w:rPr>
-          <w:rFonts w:ascii="Times New Roman" w:eastAsia="Calibri" w:hAnsi="Times New Roman"/>
-          <w:color w:val="000000"/>
-          <w:sz w:val="28"/>
-          <w:szCs w:val="22"/>
-          <w:lang w:val="en-US" w:eastAsia="en-US"/>
-        </w:rPr>
-        <w:t>URL</w:t>
-      </w:r>
-      <w:r>
-        <w:rPr>
-          <w:rFonts w:ascii="Times New Roman" w:eastAsia="Calibri" w:hAnsi="Times New Roman"/>
-          <w:color w:val="000000"/>
-          <w:sz w:val="28"/>
-          <w:szCs w:val="22"/>
-          <w:lang w:eastAsia="en-US"/>
-        </w:rPr>
-        <w:t>:</w:t>
-      </w:r>
-      <w:r>
-        <w:rPr>
-          <w:rFonts w:ascii="Times New Roman" w:eastAsia="Calibri" w:hAnsi="Times New Roman"/>
-          <w:color w:val="000000"/>
-          <w:sz w:val="28"/>
-          <w:szCs w:val="22"/>
-          <w:u w:val="single"/>
-          <w:lang w:eastAsia="en-US"/>
-        </w:rPr>
-        <w:t xml:space="preserve"> </w:t>
-      </w:r>
-      <w:r>
-        <w:rPr>
-          <w:rFonts w:ascii="Times New Roman" w:eastAsia="Calibri" w:hAnsi="Times New Roman"/>
-          <w:color w:val="000000"/>
-          <w:sz w:val="28"/>
-          <w:szCs w:val="22"/>
-          <w:u w:val="single"/>
-          <w:lang w:eastAsia="en-US"/>
-        </w:rPr>
-        <w:t>https://kuklinapolina.github.io/Web-Design/</w:t>
-      </w:r>
-      <w:r>
-        <w:rPr>
-          <w:rFonts w:ascii="Times New Roman" w:eastAsia="Calibri" w:hAnsi="Times New Roman"/>
-          <w:color w:val="000000"/>
-          <w:sz w:val="28"/>
-          <w:szCs w:val="22"/>
-          <w:u w:val="single"/>
-          <w:lang w:eastAsia="en-US"/>
-        </w:rPr>
-        <w:tab/>
-      </w:r>
-    </w:p>
-    <w:p>
-      <w:pPr>
-        <w:tabs>
-          <w:tab w:val="left" w:pos="9354"/>
-        </w:tabs>
-        <w:spacing w:line="360" w:lineRule="auto"/>
-        <w:rPr>
-          <w:rFonts w:ascii="Times New Roman" w:eastAsia="Calibri" w:hAnsi="Times New Roman"/>
-          <w:color w:val="000000"/>
-          <w:sz w:val="28"/>
-          <w:szCs w:val="22"/>
-          <w:u w:val="single"/>
-          <w:vertAlign w:val="subscript"/>
-          <w:lang w:eastAsia="en-US"/>
-        </w:rPr>
-      </w:pPr>
-    </w:p>
-    <w:p>
-      <w:pPr>
-        <w:ind w:firstLine="7655"/>
-        <w:jc w:val="both"/>
-        <w:rPr>
-          <w:rFonts w:ascii="Times New Roman" w:eastAsia="Calibri" w:hAnsi="Times New Roman"/>
-          <w:color w:val="000000"/>
-          <w:sz w:val="20"/>
-          <w:szCs w:val="20"/>
-          <w:lang w:eastAsia="en-US"/>
-        </w:rPr>
-      </w:pPr>
-    </w:p>
-    <w:p>
-      <w:pPr>
-        <w:spacing w:line="360" w:lineRule="auto"/>
-        <w:jc w:val="both"/>
-        <w:rPr>
-          <w:rFonts w:ascii="Times New Roman" w:eastAsia="Calibri" w:hAnsi="Times New Roman"/>
-          <w:color w:val="000000"/>
-          <w:sz w:val="20"/>
-          <w:szCs w:val="20"/>
-          <w:lang w:eastAsia="en-US"/>
-        </w:rPr>
-      </w:pPr>
-    </w:p>
-    <w:p>
-      <w:pPr>
-        <w:spacing w:line="360" w:lineRule="auto"/>
-        <w:jc w:val="both"/>
-        <w:rPr>
-          <w:rFonts w:ascii="Times New Roman" w:eastAsia="Calibri" w:hAnsi="Times New Roman"/>
-          <w:color w:val="000000"/>
-          <w:sz w:val="20"/>
-          <w:szCs w:val="20"/>
-          <w:lang w:eastAsia="en-US"/>
-        </w:rPr>
-      </w:pPr>
-    </w:p>
-    <w:p>
-      <w:pPr>
-        <w:spacing w:line="360" w:lineRule="auto"/>
-        <w:jc w:val="center"/>
-        <w:rPr>
-          <w:rFonts w:ascii="Times New Roman" w:eastAsia="Calibri" w:hAnsi="Times New Roman"/>
-          <w:color w:val="000000"/>
-          <w:szCs w:val="28"/>
-          <w:lang w:eastAsia="en-US"/>
-        </w:rPr>
-      </w:pPr>
-      <w:r>
-        <w:rPr>
-          <w:rFonts w:ascii="Times New Roman" w:eastAsia="Calibri" w:hAnsi="Times New Roman"/>
-          <w:color w:val="000000"/>
-          <w:szCs w:val="28"/>
-          <w:lang w:eastAsia="en-US"/>
-        </w:rPr>
-        <w:t>Санкт-Петербург</w:t>
-      </w:r>
-    </w:p>
-    <w:p>
-      <w:pPr>
-        <w:spacing w:line="360" w:lineRule="auto"/>
-        <w:jc w:val="center"/>
-        <w:rPr>
-          <w:rFonts w:ascii="Times New Roman" w:eastAsia="Calibri" w:hAnsi="Times New Roman"/>
-          <w:color w:val="000000"/>
-          <w:szCs w:val="28"/>
-          <w:lang w:eastAsia="en-US"/>
-        </w:rPr>
-      </w:pPr>
-      <w:r>
-        <w:rPr>
-          <w:rFonts w:ascii="Times New Roman" w:eastAsia="Calibri" w:hAnsi="Times New Roman"/>
-          <w:color w:val="000000"/>
-          <w:szCs w:val="28"/>
-          <w:lang w:eastAsia="en-US"/>
-        </w:rPr>
-        <w:t>202</w:t>
-      </w:r>
-      <w:r>
-        <w:rPr>
-          <w:rFonts w:ascii="Times New Roman" w:eastAsia="Calibri" w:hAnsi="Times New Roman"/>
-          <w:color w:val="000000"/>
-          <w:szCs w:val="28"/>
-          <w:lang w:eastAsia="en-US"/>
-        </w:rPr>
-        <w:t>5</w:t>
-      </w:r>
-    </w:p>
-    <w:p>
-      <w:pPr>
-        <w:keepNext/>
-        <w:keepLines/>
-        <w:jc w:val="center"/>
-        <w:outlineLvl w:val="5"/>
-        <w:rPr>
-          <w:rFonts w:ascii="Times New Roman" w:eastAsia="Times New Roman" w:hAnsi="Times New Roman"/>
-          <w:b/>
-          <w:iCs/>
-          <w:color w:val="000000"/>
-        </w:rPr>
-      </w:pPr>
-      <w:r>
-        <w:rPr>
-          <w:rFonts w:ascii="Times New Roman" w:eastAsia="Calibri" w:hAnsi="Times New Roman"/>
-          <w:color w:val="000000"/>
-          <w:szCs w:val="28"/>
-          <w:lang w:eastAsia="en-US"/>
-        </w:rPr>
-        <w:br w:type="page"/>
-      </w:r>
-      <w:r>
-        <w:rPr>
-          <w:rFonts w:ascii="Times New Roman" w:eastAsia="Times New Roman" w:hAnsi="Times New Roman"/>
-          <w:b/>
-          <w:iCs/>
-          <w:color w:val="000000"/>
-        </w:rPr>
-        <w:lastRenderedPageBreak/>
-        <w:t>Министерство науки и высшего образования Российской Федерации</w:t>
-      </w:r>
-    </w:p>
-    <w:p>
-      <w:pPr>
-        <w:keepNext/>
-        <w:keepLines/>
-        <w:jc w:val="center"/>
-        <w:outlineLvl w:val="5"/>
-        <w:rPr>
-          <w:rFonts w:ascii="Times New Roman" w:eastAsia="Times New Roman" w:hAnsi="Times New Roman"/>
-          <w:b/>
-          <w:iCs/>
-          <w:caps/>
-          <w:color w:val="000000"/>
-        </w:rPr>
-      </w:pPr>
-      <w:r>
-        <w:rPr>
-          <w:rFonts w:ascii="Times New Roman" w:eastAsia="Times New Roman" w:hAnsi="Times New Roman"/>
-          <w:b/>
-          <w:iCs/>
-          <w:color w:val="000000"/>
-        </w:rPr>
-        <w:t>федеральное государственное бюджетное образовательное учреждение</w:t>
-      </w:r>
-    </w:p>
-    <w:p>
-      <w:pPr>
-        <w:keepNext/>
-        <w:keepLines/>
-        <w:jc w:val="center"/>
-        <w:outlineLvl w:val="5"/>
-        <w:rPr>
-          <w:rFonts w:ascii="Times New Roman" w:eastAsia="Times New Roman" w:hAnsi="Times New Roman"/>
-          <w:b/>
-          <w:iCs/>
-          <w:caps/>
-          <w:color w:val="000000"/>
-        </w:rPr>
-      </w:pPr>
-      <w:r>
-        <w:rPr>
-          <w:rFonts w:ascii="Times New Roman" w:eastAsia="Times New Roman" w:hAnsi="Times New Roman"/>
-          <w:b/>
-          <w:iCs/>
-          <w:color w:val="000000"/>
-        </w:rPr>
-        <w:t>высшего образования</w:t>
-      </w:r>
-    </w:p>
-    <w:p>
-      <w:pPr>
-        <w:spacing w:line="276" w:lineRule="auto"/>
-        <w:ind w:right="-185"/>
-        <w:jc w:val="center"/>
-        <w:rPr>
-          <w:rFonts w:ascii="Times New Roman" w:eastAsia="Times New Roman" w:hAnsi="Times New Roman"/>
-          <w:b/>
-          <w:caps/>
-          <w:color w:val="000000"/>
-        </w:rPr>
-      </w:pPr>
-      <w:r>
-        <w:rPr>
-          <w:rFonts w:ascii="Times New Roman" w:eastAsia="Times New Roman" w:hAnsi="Times New Roman"/>
-          <w:b/>
-          <w:caps/>
-          <w:color w:val="000000"/>
-        </w:rPr>
-        <w:t xml:space="preserve">«Санкт-Петербургский государственный университет </w:t>
-      </w:r>
-      <w:r>
-        <w:rPr>
-          <w:rFonts w:ascii="Times New Roman" w:eastAsia="Times New Roman" w:hAnsi="Times New Roman"/>
-          <w:b/>
-          <w:caps/>
-          <w:color w:val="000000"/>
-        </w:rPr>
-        <w:br/>
-        <w:t>промышленных технологий и дизайна»</w:t>
-      </w:r>
-    </w:p>
-    <w:p>
-      <w:pPr>
-        <w:spacing w:line="360" w:lineRule="auto"/>
-        <w:ind w:left="284"/>
-        <w:jc w:val="both"/>
-        <w:rPr>
-          <w:rFonts w:ascii="Times New Roman" w:eastAsia="Calibri" w:hAnsi="Times New Roman"/>
-          <w:color w:val="000000"/>
-          <w:sz w:val="28"/>
-          <w:szCs w:val="22"/>
-          <w:lang w:eastAsia="en-US"/>
-        </w:rPr>
-      </w:pPr>
-    </w:p>
-    <w:p>
-      <w:pPr>
-        <w:spacing w:line="360" w:lineRule="auto"/>
-        <w:ind w:left="284"/>
-        <w:jc w:val="both"/>
-        <w:rPr>
-          <w:rFonts w:ascii="Times New Roman" w:eastAsia="Calibri" w:hAnsi="Times New Roman"/>
-          <w:color w:val="000000"/>
-          <w:lang w:eastAsia="en-US"/>
-        </w:rPr>
-      </w:pPr>
-      <w:r>
-        <w:rPr>
-          <w:rFonts w:ascii="Times New Roman" w:eastAsia="Calibri" w:hAnsi="Times New Roman"/>
-          <w:color w:val="000000"/>
-          <w:lang w:eastAsia="en-US"/>
-        </w:rPr>
-        <w:t xml:space="preserve">Институт – </w:t>
-      </w:r>
-      <w:r>
-        <w:rPr>
-          <w:rFonts w:ascii="Times New Roman" w:eastAsia="Calibri" w:hAnsi="Times New Roman"/>
-          <w:color w:val="000000"/>
-          <w:u w:val="single"/>
-          <w:lang w:eastAsia="en-US"/>
-        </w:rPr>
-        <w:t>Информационных технологий и автоматизации</w:t>
-      </w:r>
-    </w:p>
-    <w:p>
-      <w:pPr>
-        <w:spacing w:line="360" w:lineRule="auto"/>
-        <w:ind w:left="284"/>
-        <w:jc w:val="both"/>
-        <w:rPr>
-          <w:rFonts w:ascii="Times New Roman" w:eastAsia="Calibri" w:hAnsi="Times New Roman"/>
-          <w:color w:val="000000"/>
-          <w:lang w:eastAsia="en-US"/>
-        </w:rPr>
-      </w:pPr>
-      <w:r>
-        <w:rPr>
-          <w:rFonts w:ascii="Times New Roman" w:eastAsia="Calibri" w:hAnsi="Times New Roman"/>
-          <w:color w:val="000000"/>
-          <w:lang w:eastAsia="en-US"/>
-        </w:rPr>
-        <w:t xml:space="preserve">Направление </w:t>
-      </w:r>
-      <w:r>
-        <w:rPr>
-          <w:rFonts w:ascii="Times New Roman" w:eastAsia="Calibri" w:hAnsi="Times New Roman"/>
-          <w:color w:val="000000"/>
-          <w:u w:val="single"/>
-          <w:lang w:eastAsia="en-US"/>
-        </w:rPr>
-        <w:t>09.0</w:t>
-      </w:r>
-      <w:r>
-        <w:rPr>
-          <w:rFonts w:ascii="Times New Roman" w:eastAsia="Calibri" w:hAnsi="Times New Roman"/>
-          <w:color w:val="000000"/>
-          <w:u w:val="single"/>
-          <w:lang w:eastAsia="en-US"/>
-        </w:rPr>
-        <w:t>3</w:t>
-      </w:r>
-      <w:r>
-        <w:rPr>
-          <w:rFonts w:ascii="Times New Roman" w:eastAsia="Calibri" w:hAnsi="Times New Roman"/>
-          <w:color w:val="000000"/>
-          <w:u w:val="single"/>
-          <w:lang w:eastAsia="en-US"/>
-        </w:rPr>
-        <w:t>.03 – Прикладная информатика в дизайне</w:t>
-      </w:r>
-    </w:p>
-    <w:p>
-      <w:pPr>
-        <w:spacing w:line="360" w:lineRule="auto"/>
-        <w:ind w:left="284"/>
-        <w:jc w:val="both"/>
-        <w:rPr>
-          <w:rFonts w:ascii="Times New Roman" w:eastAsia="Calibri" w:hAnsi="Times New Roman"/>
-          <w:color w:val="000000"/>
-          <w:lang w:eastAsia="en-US"/>
-        </w:rPr>
-      </w:pPr>
-      <w:r>
-        <w:rPr>
-          <w:rFonts w:ascii="Times New Roman" w:eastAsia="Calibri" w:hAnsi="Times New Roman"/>
-          <w:color w:val="000000"/>
-          <w:lang w:eastAsia="en-US"/>
-        </w:rPr>
-        <w:t xml:space="preserve">Кафедра – </w:t>
-      </w:r>
-      <w:r>
-        <w:rPr>
-          <w:rFonts w:ascii="Times New Roman" w:eastAsia="Calibri" w:hAnsi="Times New Roman"/>
-          <w:color w:val="000000"/>
-          <w:u w:val="single"/>
-          <w:lang w:eastAsia="en-US"/>
-        </w:rPr>
-        <w:t>Цифровых и аддитивных технологий</w:t>
-      </w:r>
-    </w:p>
-    <w:p>
-      <w:pPr>
-        <w:spacing w:line="360" w:lineRule="auto"/>
-        <w:ind w:firstLine="851"/>
-        <w:jc w:val="both"/>
-        <w:rPr>
-          <w:rFonts w:ascii="Times New Roman" w:eastAsia="Calibri" w:hAnsi="Times New Roman"/>
-          <w:color w:val="000000"/>
-          <w:sz w:val="28"/>
-          <w:szCs w:val="22"/>
-          <w:lang w:eastAsia="en-US"/>
-        </w:rPr>
-      </w:pPr>
-    </w:p>
-    <w:p>
-      <w:pPr>
-        <w:spacing w:line="360" w:lineRule="auto"/>
-        <w:ind w:firstLine="851"/>
-        <w:jc w:val="both"/>
-        <w:rPr>
-          <w:rFonts w:ascii="Times New Roman" w:eastAsia="Calibri" w:hAnsi="Times New Roman"/>
-          <w:color w:val="000000"/>
-          <w:sz w:val="28"/>
-          <w:szCs w:val="22"/>
-          <w:lang w:eastAsia="en-US"/>
-        </w:rPr>
-      </w:pPr>
-    </w:p>
-    <w:p>
-      <w:pPr>
-        <w:spacing w:line="360" w:lineRule="auto"/>
-        <w:ind w:firstLine="851"/>
-        <w:jc w:val="both"/>
-        <w:rPr>
-          <w:rFonts w:ascii="Times New Roman" w:eastAsia="Calibri" w:hAnsi="Times New Roman"/>
-          <w:color w:val="000000"/>
-          <w:szCs w:val="22"/>
-          <w:lang w:eastAsia="en-US"/>
-        </w:rPr>
-      </w:pPr>
-      <w:r>
-        <w:rPr>
-          <w:rFonts w:ascii="Times New Roman" w:eastAsia="Calibri" w:hAnsi="Times New Roman"/>
-          <w:color w:val="000000"/>
-          <w:szCs w:val="22"/>
-          <w:lang w:eastAsia="en-US"/>
-        </w:rPr>
-        <w:softHyphen/>
-      </w:r>
-      <w:r>
-        <w:rPr>
-          <w:rFonts w:ascii="Times New Roman" w:eastAsia="Calibri" w:hAnsi="Times New Roman"/>
-          <w:color w:val="000000"/>
-          <w:szCs w:val="22"/>
-          <w:lang w:eastAsia="en-US"/>
-        </w:rPr>
-        <w:softHyphen/>
-      </w:r>
-    </w:p>
-    <w:p>
-      <w:pPr>
-        <w:spacing w:line="360" w:lineRule="auto"/>
-        <w:ind w:firstLine="851"/>
-        <w:jc w:val="both"/>
-        <w:rPr>
-          <w:rFonts w:ascii="Times New Roman" w:eastAsia="Calibri" w:hAnsi="Times New Roman"/>
-          <w:color w:val="000000"/>
-          <w:szCs w:val="22"/>
-          <w:lang w:eastAsia="en-US"/>
-        </w:rPr>
-      </w:pPr>
-    </w:p>
-    <w:p>
-      <w:pPr>
-        <w:spacing w:line="360" w:lineRule="auto"/>
-        <w:jc w:val="center"/>
-        <w:rPr>
-          <w:rFonts w:ascii="Times New Roman" w:eastAsia="Calibri" w:hAnsi="Times New Roman"/>
-          <w:b/>
-          <w:bCs/>
-          <w:color w:val="000000"/>
-          <w:sz w:val="40"/>
-          <w:szCs w:val="44"/>
-          <w:lang w:eastAsia="en-US"/>
-        </w:rPr>
-      </w:pPr>
-      <w:r>
-        <w:rPr>
-          <w:rFonts w:ascii="Times New Roman" w:eastAsia="Calibri" w:hAnsi="Times New Roman"/>
-          <w:b/>
-          <w:bCs/>
-          <w:color w:val="000000"/>
-          <w:sz w:val="40"/>
-          <w:szCs w:val="44"/>
-          <w:lang w:eastAsia="en-US"/>
-        </w:rPr>
-        <w:t>РАЗРАБОТКА ПРОЕКТА</w:t>
-      </w:r>
-    </w:p>
-    <w:p>
-      <w:pPr>
-        <w:spacing w:line="360" w:lineRule="auto"/>
-        <w:jc w:val="center"/>
-        <w:rPr>
-          <w:rFonts w:ascii="Times New Roman" w:eastAsia="Calibri" w:hAnsi="Times New Roman"/>
-          <w:b/>
-          <w:bCs/>
-          <w:color w:val="000000"/>
-          <w:sz w:val="40"/>
-          <w:szCs w:val="44"/>
-          <w:lang w:eastAsia="en-US"/>
-        </w:rPr>
-      </w:pPr>
-      <w:r>
-        <w:rPr>
-          <w:rFonts w:ascii="Times New Roman" w:eastAsia="Calibri" w:hAnsi="Times New Roman"/>
-          <w:b/>
-          <w:bCs/>
-          <w:color w:val="000000"/>
-          <w:sz w:val="40"/>
-          <w:szCs w:val="44"/>
-          <w:lang w:eastAsia="en-US"/>
-        </w:rPr>
-        <w:t>ВЕБ-САЙТ ДЛЯ КОМПАНИИ «</w:t>
-      </w:r>
-      <w:r>
-        <w:rPr>
-          <w:rFonts w:ascii="Times New Roman" w:eastAsia="Times New Roman" w:hAnsi="Times New Roman"/>
-          <w:spacing w:val="-2"/>
-          <w:sz w:val="40"/>
-          <w:szCs w:val="40"/>
-        </w:rPr>
-        <w:t>D&amp;D Мастерская</w:t>
-      </w:r>
-      <w:r>
-        <w:rPr>
-          <w:rFonts w:ascii="Times New Roman" w:eastAsia="Calibri" w:hAnsi="Times New Roman"/>
-          <w:b/>
-          <w:bCs/>
-          <w:color w:val="000000"/>
-          <w:sz w:val="40"/>
-          <w:szCs w:val="44"/>
-          <w:lang w:eastAsia="en-US"/>
-        </w:rPr>
-        <w:t>»</w:t>
-      </w:r>
-    </w:p>
-    <w:p>
-      <w:pPr>
-        <w:spacing w:line="360" w:lineRule="auto"/>
-        <w:jc w:val="center"/>
-        <w:rPr>
-          <w:rFonts w:ascii="Times New Roman" w:eastAsia="Calibri" w:hAnsi="Times New Roman"/>
-          <w:b/>
-          <w:bCs/>
-          <w:color w:val="000000"/>
-          <w:sz w:val="40"/>
-          <w:szCs w:val="44"/>
-          <w:lang w:eastAsia="en-US"/>
-        </w:rPr>
-      </w:pPr>
-    </w:p>
-    <w:p>
-      <w:pPr>
-        <w:spacing w:line="360" w:lineRule="auto"/>
-        <w:jc w:val="both"/>
-        <w:rPr>
-          <w:rFonts w:ascii="Times New Roman" w:eastAsia="Calibri" w:hAnsi="Times New Roman"/>
-          <w:bCs/>
-          <w:color w:val="000000"/>
-          <w:sz w:val="32"/>
-          <w:szCs w:val="32"/>
-          <w:lang w:eastAsia="en-US"/>
-        </w:rPr>
-      </w:pPr>
-      <w:r>
-        <w:rPr>
-          <w:rFonts w:ascii="Times New Roman" w:eastAsia="Calibri" w:hAnsi="Times New Roman"/>
-          <w:bCs/>
-          <w:color w:val="000000"/>
-          <w:sz w:val="32"/>
-          <w:szCs w:val="32"/>
-          <w:lang w:eastAsia="en-US"/>
-        </w:rPr>
-        <w:t>ОТЧ</w:t>
-      </w:r>
-      <w:r>
-        <w:rPr>
-          <w:rFonts w:ascii="Times New Roman" w:eastAsia="Calibri" w:hAnsi="Times New Roman"/>
-          <w:bCs/>
-          <w:color w:val="000000"/>
-          <w:sz w:val="32"/>
-          <w:szCs w:val="32"/>
-          <w:lang w:eastAsia="en-US"/>
-        </w:rPr>
-        <w:t>Е</w:t>
-      </w:r>
-      <w:r>
-        <w:rPr>
-          <w:rFonts w:ascii="Times New Roman" w:eastAsia="Calibri" w:hAnsi="Times New Roman"/>
-          <w:bCs/>
-          <w:color w:val="000000"/>
-          <w:sz w:val="32"/>
-          <w:szCs w:val="32"/>
-          <w:lang w:eastAsia="en-US"/>
-        </w:rPr>
-        <w:t>Т О ПРОВЕРКЕ НА ВАЛИДНОСТЬ СОЗДАННОГО КОДА</w:t>
-      </w:r>
-    </w:p>
-    <w:p>
-      <w:pPr>
-        <w:spacing w:line="360" w:lineRule="auto"/>
-        <w:jc w:val="both"/>
-        <w:rPr>
-          <w:rFonts w:ascii="Times New Roman" w:eastAsia="Calibri" w:hAnsi="Times New Roman"/>
-          <w:color w:val="000000"/>
-          <w:sz w:val="28"/>
-          <w:szCs w:val="22"/>
-          <w:lang w:eastAsia="en-US"/>
-        </w:rPr>
-      </w:pPr>
-    </w:p>
-    <w:p>
-      <w:pPr>
-        <w:spacing w:line="360" w:lineRule="auto"/>
-        <w:jc w:val="both"/>
-        <w:rPr>
-          <w:rFonts w:ascii="Times New Roman" w:eastAsia="Calibri" w:hAnsi="Times New Roman"/>
-          <w:color w:val="000000"/>
-          <w:sz w:val="28"/>
-          <w:szCs w:val="22"/>
-          <w:lang w:eastAsia="en-US"/>
-        </w:rPr>
-      </w:pPr>
-    </w:p>
-    <w:p>
-      <w:pPr>
-        <w:tabs>
-          <w:tab w:val="left" w:pos="6804"/>
-        </w:tabs>
-        <w:jc w:val="both"/>
-        <w:rPr>
-          <w:rFonts w:ascii="Times New Roman" w:eastAsia="Calibri" w:hAnsi="Times New Roman"/>
-          <w:color w:val="000000"/>
-          <w:sz w:val="28"/>
-          <w:szCs w:val="22"/>
-          <w:lang w:eastAsia="en-US"/>
-        </w:rPr>
-      </w:pPr>
-      <w:r>
-        <w:rPr>
-          <w:rFonts w:ascii="Times New Roman" w:eastAsia="Calibri" w:hAnsi="Times New Roman"/>
-          <w:color w:val="000000"/>
-          <w:sz w:val="28"/>
-          <w:szCs w:val="22"/>
-          <w:lang w:eastAsia="en-US"/>
-        </w:rPr>
-        <w:t>Исполнитель</w:t>
-      </w:r>
-      <w:r>
-        <w:rPr>
-          <w:rFonts w:ascii="Times New Roman" w:eastAsia="Calibri" w:hAnsi="Times New Roman"/>
-          <w:b/>
-          <w:color w:val="000000"/>
-          <w:sz w:val="28"/>
-          <w:szCs w:val="22"/>
-          <w:lang w:eastAsia="en-US"/>
-        </w:rPr>
-        <w:t xml:space="preserve"> –</w:t>
-      </w:r>
-      <w:r>
-        <w:rPr>
-          <w:rFonts w:ascii="Times New Roman" w:eastAsia="Calibri" w:hAnsi="Times New Roman"/>
-          <w:color w:val="000000"/>
-          <w:sz w:val="28"/>
-          <w:szCs w:val="22"/>
-          <w:lang w:eastAsia="en-US"/>
-        </w:rPr>
-        <w:t xml:space="preserve"> студент учебной группы </w:t>
-      </w:r>
-      <w:r>
-        <w:rPr>
-          <w:rFonts w:ascii="Times New Roman" w:eastAsia="Calibri" w:hAnsi="Times New Roman"/>
-          <w:color w:val="000000"/>
-          <w:sz w:val="28"/>
-          <w:szCs w:val="22"/>
-          <w:u w:val="single"/>
-          <w:lang w:eastAsia="en-US"/>
-        </w:rPr>
-        <w:tab/>
-      </w:r>
-      <w:r>
-        <w:rPr>
-          <w:rFonts w:ascii="Times New Roman" w:eastAsia="Calibri" w:hAnsi="Times New Roman"/>
-          <w:color w:val="000000"/>
-          <w:sz w:val="28"/>
-          <w:szCs w:val="22"/>
-          <w:u w:val="single"/>
-          <w:lang w:eastAsia="en-US"/>
-        </w:rPr>
-        <w:t xml:space="preserve">3-МД-4     </w:t>
-      </w:r>
-      <w:r>
-        <w:rPr>
-          <w:rFonts w:ascii="Times New Roman" w:eastAsia="Calibri" w:hAnsi="Times New Roman"/>
-          <w:color w:val="000000"/>
-          <w:sz w:val="28"/>
-          <w:szCs w:val="22"/>
-          <w:u w:val="single"/>
-          <w:lang w:eastAsia="en-US"/>
-        </w:rPr>
-        <w:tab/>
-      </w:r>
-      <w:r>
-        <w:rPr>
-          <w:rFonts w:ascii="Times New Roman" w:eastAsia="Calibri" w:hAnsi="Times New Roman"/>
-          <w:color w:val="000000"/>
-          <w:sz w:val="28"/>
-          <w:szCs w:val="22"/>
-          <w:u w:val="single"/>
-          <w:lang w:eastAsia="en-US"/>
-        </w:rPr>
-        <w:tab/>
-      </w:r>
-      <w:r>
-        <w:rPr>
-          <w:rFonts w:ascii="Times New Roman" w:eastAsia="Calibri" w:hAnsi="Times New Roman"/>
-          <w:color w:val="000000"/>
-          <w:sz w:val="28"/>
-          <w:szCs w:val="22"/>
-          <w:u w:val="single"/>
-          <w:lang w:eastAsia="en-US"/>
-        </w:rPr>
-        <w:tab/>
-      </w:r>
-    </w:p>
-    <w:p>
-      <w:pPr>
-        <w:tabs>
-          <w:tab w:val="left" w:pos="6946"/>
-        </w:tabs>
-        <w:ind w:firstLine="7088"/>
-        <w:jc w:val="both"/>
-        <w:rPr>
-          <w:rFonts w:ascii="Times New Roman" w:eastAsia="Calibri" w:hAnsi="Times New Roman"/>
-          <w:color w:val="000000"/>
-          <w:sz w:val="20"/>
-          <w:szCs w:val="20"/>
-          <w:lang w:eastAsia="en-US"/>
-        </w:rPr>
-      </w:pPr>
-      <w:r>
-        <w:rPr>
-          <w:rFonts w:ascii="Times New Roman" w:eastAsia="Calibri" w:hAnsi="Times New Roman"/>
-          <w:color w:val="000000"/>
-          <w:sz w:val="20"/>
-          <w:szCs w:val="20"/>
-          <w:lang w:eastAsia="en-US"/>
-        </w:rPr>
-        <w:t>(группа)</w:t>
-      </w:r>
-    </w:p>
-    <w:p>
-      <w:pPr>
-        <w:tabs>
-          <w:tab w:val="left" w:pos="2552"/>
-          <w:tab w:val="left" w:pos="7938"/>
-        </w:tabs>
-        <w:rPr>
-          <w:rFonts w:ascii="Times New Roman" w:eastAsia="Calibri" w:hAnsi="Times New Roman"/>
-          <w:color w:val="000000"/>
-          <w:sz w:val="28"/>
-          <w:szCs w:val="28"/>
-          <w:u w:val="single"/>
-          <w:lang w:eastAsia="en-US"/>
-        </w:rPr>
-      </w:pPr>
-      <w:r>
-        <w:rPr>
-          <w:rFonts w:ascii="Times New Roman" w:eastAsia="Calibri" w:hAnsi="Times New Roman"/>
-          <w:color w:val="000000"/>
-          <w:sz w:val="20"/>
-          <w:szCs w:val="20"/>
-          <w:u w:val="single"/>
-          <w:lang w:eastAsia="en-US"/>
-        </w:rPr>
-        <w:tab/>
-      </w:r>
-      <w:r>
-        <w:rPr>
-          <w:rFonts w:ascii="Times New Roman" w:eastAsia="Calibri" w:hAnsi="Times New Roman"/>
-          <w:color w:val="000000"/>
-          <w:sz w:val="28"/>
-          <w:szCs w:val="28"/>
-          <w:u w:val="single"/>
-          <w:lang w:eastAsia="en-US"/>
-        </w:rPr>
-        <w:t xml:space="preserve"> Куклина Полина Алексеевна</w:t>
-      </w:r>
-      <w:r>
-        <w:rPr>
-          <w:rFonts w:ascii="Times New Roman" w:eastAsia="Calibri" w:hAnsi="Times New Roman"/>
-          <w:color w:val="000000"/>
-          <w:sz w:val="28"/>
-          <w:szCs w:val="28"/>
-          <w:u w:val="single"/>
-          <w:lang w:eastAsia="en-US"/>
-        </w:rPr>
-        <w:tab/>
-      </w:r>
-      <w:r>
-        <w:rPr>
-          <w:rFonts w:ascii="Times New Roman" w:eastAsia="Calibri" w:hAnsi="Times New Roman"/>
-          <w:color w:val="000000"/>
-          <w:sz w:val="28"/>
-          <w:szCs w:val="28"/>
-          <w:u w:val="single"/>
-          <w:lang w:eastAsia="en-US"/>
-        </w:rPr>
-        <w:tab/>
-      </w:r>
-      <w:r>
-        <w:rPr>
-          <w:rFonts w:ascii="Times New Roman" w:eastAsia="Calibri" w:hAnsi="Times New Roman"/>
-          <w:color w:val="000000"/>
-          <w:sz w:val="28"/>
-          <w:szCs w:val="28"/>
-          <w:u w:val="single"/>
-          <w:lang w:eastAsia="en-US"/>
-        </w:rPr>
-        <w:tab/>
-      </w:r>
-    </w:p>
-    <w:p>
-      <w:pPr>
-        <w:tabs>
-          <w:tab w:val="left" w:pos="2552"/>
-          <w:tab w:val="left" w:pos="7938"/>
-        </w:tabs>
-        <w:ind w:firstLine="851"/>
-        <w:rPr>
-          <w:rFonts w:ascii="Times New Roman" w:eastAsia="Calibri" w:hAnsi="Times New Roman"/>
-          <w:color w:val="000000"/>
-          <w:sz w:val="20"/>
-          <w:szCs w:val="20"/>
-          <w:lang w:eastAsia="en-US"/>
-        </w:rPr>
-      </w:pPr>
-      <w:r>
-        <w:rPr>
-          <w:rFonts w:ascii="Times New Roman" w:eastAsia="Calibri" w:hAnsi="Times New Roman"/>
-          <w:color w:val="000000"/>
-          <w:sz w:val="20"/>
-          <w:szCs w:val="20"/>
-          <w:lang w:eastAsia="en-US"/>
-        </w:rPr>
-        <w:tab/>
-      </w:r>
-      <w:r>
-        <w:rPr>
-          <w:rFonts w:ascii="Times New Roman" w:eastAsia="Calibri" w:hAnsi="Times New Roman"/>
-          <w:color w:val="000000"/>
-          <w:sz w:val="20"/>
-          <w:szCs w:val="20"/>
-          <w:lang w:eastAsia="en-US"/>
-        </w:rPr>
-        <w:t>(фамилия, имя, отчество</w:t>
-      </w:r>
-      <w:r>
-        <w:rPr>
-          <w:rFonts w:ascii="Times New Roman" w:eastAsia="Calibri" w:hAnsi="Times New Roman"/>
-          <w:color w:val="000000"/>
-          <w:sz w:val="20"/>
-          <w:szCs w:val="20"/>
-          <w:lang w:eastAsia="en-US"/>
-        </w:rPr>
-        <w:t>)</w:t>
-      </w:r>
-    </w:p>
-    <w:p>
-      <w:pPr>
-        <w:tabs>
-          <w:tab w:val="left" w:pos="9354"/>
-        </w:tabs>
-        <w:spacing w:line="360" w:lineRule="auto"/>
-        <w:rPr>
-          <w:rFonts w:ascii="Times New Roman" w:eastAsia="Calibri" w:hAnsi="Times New Roman"/>
-          <w:color w:val="000000"/>
-          <w:sz w:val="28"/>
-          <w:szCs w:val="22"/>
-          <w:lang w:eastAsia="en-US"/>
-        </w:rPr>
-      </w:pPr>
-    </w:p>
-    <w:p>
-      <w:pPr>
-        <w:tabs>
-          <w:tab w:val="left" w:pos="9354"/>
-        </w:tabs>
-        <w:spacing w:line="360" w:lineRule="auto"/>
-        <w:rPr>
-          <w:rFonts w:ascii="Times New Roman" w:eastAsia="Calibri" w:hAnsi="Times New Roman"/>
-          <w:color w:val="000000"/>
-          <w:sz w:val="28"/>
-          <w:szCs w:val="22"/>
-          <w:u w:val="single"/>
-          <w:vertAlign w:val="subscript"/>
-          <w:lang w:eastAsia="en-US"/>
-        </w:rPr>
-      </w:pPr>
-      <w:r>
-        <w:rPr>
-          <w:rFonts w:ascii="Times New Roman" w:eastAsia="Calibri" w:hAnsi="Times New Roman"/>
-          <w:color w:val="000000"/>
-          <w:sz w:val="28"/>
-          <w:szCs w:val="22"/>
-          <w:lang w:eastAsia="en-US"/>
-        </w:rPr>
-        <w:t xml:space="preserve">Ссылка на используемый ресурс / </w:t>
       </w:r>
       <w:r>
         <w:rPr>
@@ -1858,9 +945,933 @@
             <w:szCs w:val="22"/>
             <w:lang w:eastAsia="en-US"/>
           </w:rPr>
-          <w:t>https://www.figma.com/design/Sr0JkwXKEhtVrbpKneUZ1q/Untitled?node-id=0-1&amp;p=f&amp;t=G0GUkIkqr3XIuGvq-0</w:t>
+          <w:t>https://kuklinapolina.github.io/Web-Design/</w:t>
         </w:r>
       </w:hyperlink>
+      <w:r>
+        <w:rPr>
+          <w:rFonts w:ascii="Times New Roman" w:eastAsia="Calibri" w:hAnsi="Times New Roman"/>
+          <w:color w:val="000000"/>
+          <w:sz w:val="28"/>
+          <w:szCs w:val="22"/>
+          <w:u w:val="single"/>
+          <w:lang w:eastAsia="en-US"/>
+        </w:rPr>
+        <w:t xml:space="preserve"> </w:t>
+      </w:r>
+      <w:r>
+        <w:rPr>
+          <w:rFonts w:ascii="Times New Roman" w:eastAsia="Calibri" w:hAnsi="Times New Roman"/>
+          <w:color w:val="000000"/>
+          <w:sz w:val="28"/>
+          <w:szCs w:val="22"/>
+          <w:u w:val="single"/>
+          <w:lang w:eastAsia="en-US"/>
+        </w:rPr>
+        <w:tab/>
+      </w:r>
+    </w:p>
+    <w:p>
+      <w:pPr>
+        <w:tabs>
+          <w:tab w:val="left" w:pos="9354"/>
+        </w:tabs>
+        <w:spacing w:line="360" w:lineRule="auto"/>
+        <w:rPr>
+          <w:rFonts w:ascii="Times New Roman" w:eastAsia="Calibri" w:hAnsi="Times New Roman"/>
+          <w:color w:val="000000"/>
+          <w:sz w:val="28"/>
+          <w:szCs w:val="22"/>
+          <w:u w:val="single"/>
+          <w:vertAlign w:val="subscript"/>
+          <w:lang w:eastAsia="en-US"/>
+        </w:rPr>
+      </w:pPr>
+    </w:p>
+    <w:p>
+      <w:pPr>
+        <w:ind w:firstLine="7655"/>
+        <w:jc w:val="both"/>
+        <w:rPr>
+          <w:rFonts w:ascii="Times New Roman" w:eastAsia="Calibri" w:hAnsi="Times New Roman"/>
+          <w:color w:val="000000"/>
+          <w:sz w:val="20"/>
+          <w:szCs w:val="20"/>
+          <w:lang w:eastAsia="en-US"/>
+        </w:rPr>
+      </w:pPr>
+    </w:p>
+    <w:p>
+      <w:pPr>
+        <w:spacing w:line="360" w:lineRule="auto"/>
+        <w:jc w:val="both"/>
+        <w:rPr>
+          <w:rFonts w:ascii="Times New Roman" w:eastAsia="Calibri" w:hAnsi="Times New Roman"/>
+          <w:color w:val="000000"/>
+          <w:sz w:val="20"/>
+          <w:szCs w:val="20"/>
+          <w:lang w:eastAsia="en-US"/>
+        </w:rPr>
+      </w:pPr>
+    </w:p>
+    <w:p>
+      <w:pPr>
+        <w:spacing w:line="360" w:lineRule="auto"/>
+        <w:jc w:val="both"/>
+        <w:rPr>
+          <w:rFonts w:ascii="Times New Roman" w:eastAsia="Calibri" w:hAnsi="Times New Roman"/>
+          <w:color w:val="000000"/>
+          <w:sz w:val="20"/>
+          <w:szCs w:val="20"/>
+          <w:lang w:eastAsia="en-US"/>
+        </w:rPr>
+      </w:pPr>
+    </w:p>
+    <w:p>
+      <w:pPr>
+        <w:spacing w:line="360" w:lineRule="auto"/>
+        <w:jc w:val="center"/>
+        <w:rPr>
+          <w:rFonts w:ascii="Times New Roman" w:eastAsia="Calibri" w:hAnsi="Times New Roman"/>
+          <w:color w:val="000000"/>
+          <w:szCs w:val="28"/>
+          <w:lang w:eastAsia="en-US"/>
+        </w:rPr>
+      </w:pPr>
+      <w:r>
+        <w:rPr>
+          <w:rFonts w:ascii="Times New Roman" w:eastAsia="Calibri" w:hAnsi="Times New Roman"/>
+          <w:color w:val="000000"/>
+          <w:szCs w:val="28"/>
+          <w:lang w:eastAsia="en-US"/>
+        </w:rPr>
+        <w:t>Санкт-Петербург</w:t>
+      </w:r>
+    </w:p>
+    <w:p>
+      <w:pPr>
+        <w:spacing w:line="360" w:lineRule="auto"/>
+        <w:jc w:val="center"/>
+        <w:rPr>
+          <w:rFonts w:ascii="Times New Roman" w:eastAsia="Calibri" w:hAnsi="Times New Roman"/>
+          <w:color w:val="000000"/>
+          <w:szCs w:val="28"/>
+          <w:lang w:eastAsia="en-US"/>
+        </w:rPr>
+      </w:pPr>
+      <w:r>
+        <w:rPr>
+          <w:rFonts w:ascii="Times New Roman" w:eastAsia="Calibri" w:hAnsi="Times New Roman"/>
+          <w:color w:val="000000"/>
+          <w:szCs w:val="28"/>
+          <w:lang w:eastAsia="en-US"/>
+        </w:rPr>
+        <w:t>202</w:t>
+      </w:r>
+      <w:r>
+        <w:rPr>
+          <w:rFonts w:ascii="Times New Roman" w:eastAsia="Calibri" w:hAnsi="Times New Roman"/>
+          <w:color w:val="000000"/>
+          <w:szCs w:val="28"/>
+          <w:lang w:eastAsia="en-US"/>
+        </w:rPr>
+        <w:t>5</w:t>
+      </w:r>
+    </w:p>
+    <w:p>
+      <w:pPr>
+        <w:keepNext/>
+        <w:keepLines/>
+        <w:jc w:val="center"/>
+        <w:outlineLvl w:val="5"/>
+        <w:rPr>
+          <w:rFonts w:ascii="Times New Roman" w:eastAsia="Times New Roman" w:hAnsi="Times New Roman"/>
+          <w:b/>
+          <w:iCs/>
+          <w:color w:val="000000"/>
+        </w:rPr>
+      </w:pPr>
+      <w:r>
+        <w:rPr>
+          <w:rFonts w:ascii="Times New Roman" w:eastAsia="Calibri" w:hAnsi="Times New Roman"/>
+          <w:color w:val="000000"/>
+          <w:szCs w:val="28"/>
+          <w:lang w:eastAsia="en-US"/>
+        </w:rPr>
+        <w:br w:type="page"/>
+      </w:r>
+      <w:r>
+        <w:rPr>
+          <w:rFonts w:ascii="Times New Roman" w:eastAsia="Times New Roman" w:hAnsi="Times New Roman"/>
+          <w:b/>
+          <w:iCs/>
+          <w:color w:val="000000"/>
+        </w:rPr>
+        <w:lastRenderedPageBreak/>
+        <w:t>Министерство науки и высшего образования Российской Федерации</w:t>
+      </w:r>
+    </w:p>
+    <w:p>
+      <w:pPr>
+        <w:keepNext/>
+        <w:keepLines/>
+        <w:jc w:val="center"/>
+        <w:outlineLvl w:val="5"/>
+        <w:rPr>
+          <w:rFonts w:ascii="Times New Roman" w:eastAsia="Times New Roman" w:hAnsi="Times New Roman"/>
+          <w:b/>
+          <w:iCs/>
+          <w:caps/>
+          <w:color w:val="000000"/>
+        </w:rPr>
+      </w:pPr>
+      <w:r>
+        <w:rPr>
+          <w:rFonts w:ascii="Times New Roman" w:eastAsia="Times New Roman" w:hAnsi="Times New Roman"/>
+          <w:b/>
+          <w:iCs/>
+          <w:color w:val="000000"/>
+        </w:rPr>
+        <w:t>федеральное государственное бюджетное образовательное учреждение</w:t>
+      </w:r>
+    </w:p>
+    <w:p>
+      <w:pPr>
+        <w:keepNext/>
+        <w:keepLines/>
+        <w:jc w:val="center"/>
+        <w:outlineLvl w:val="5"/>
+        <w:rPr>
+          <w:rFonts w:ascii="Times New Roman" w:eastAsia="Times New Roman" w:hAnsi="Times New Roman"/>
+          <w:b/>
+          <w:iCs/>
+          <w:caps/>
+          <w:color w:val="000000"/>
+        </w:rPr>
+      </w:pPr>
+      <w:r>
+        <w:rPr>
+          <w:rFonts w:ascii="Times New Roman" w:eastAsia="Times New Roman" w:hAnsi="Times New Roman"/>
+          <w:b/>
+          <w:iCs/>
+          <w:color w:val="000000"/>
+        </w:rPr>
+        <w:t>высшего образования</w:t>
+      </w:r>
+    </w:p>
+    <w:p>
+      <w:pPr>
+        <w:spacing w:line="276" w:lineRule="auto"/>
+        <w:ind w:right="-185"/>
+        <w:jc w:val="center"/>
+        <w:rPr>
+          <w:rFonts w:ascii="Times New Roman" w:eastAsia="Times New Roman" w:hAnsi="Times New Roman"/>
+          <w:b/>
+          <w:caps/>
+          <w:color w:val="000000"/>
+        </w:rPr>
+      </w:pPr>
+      <w:r>
+        <w:rPr>
+          <w:rFonts w:ascii="Times New Roman" w:eastAsia="Times New Roman" w:hAnsi="Times New Roman"/>
+          <w:b/>
+          <w:caps/>
+          <w:color w:val="000000"/>
+        </w:rPr>
+        <w:t xml:space="preserve">«Санкт-Петербургский государственный университет </w:t>
+      </w:r>
+      <w:r>
+        <w:rPr>
+          <w:rFonts w:ascii="Times New Roman" w:eastAsia="Times New Roman" w:hAnsi="Times New Roman"/>
+          <w:b/>
+          <w:caps/>
+          <w:color w:val="000000"/>
+        </w:rPr>
+        <w:br/>
+        <w:t>промышленных технологий и дизайна»</w:t>
+      </w:r>
+    </w:p>
+    <w:p>
+      <w:pPr>
+        <w:spacing w:line="360" w:lineRule="auto"/>
+        <w:ind w:left="284"/>
+        <w:jc w:val="both"/>
+        <w:rPr>
+          <w:rFonts w:ascii="Times New Roman" w:eastAsia="Calibri" w:hAnsi="Times New Roman"/>
+          <w:color w:val="000000"/>
+          <w:sz w:val="28"/>
+          <w:szCs w:val="22"/>
+          <w:lang w:eastAsia="en-US"/>
+        </w:rPr>
+      </w:pPr>
+    </w:p>
+    <w:p>
+      <w:pPr>
+        <w:spacing w:line="360" w:lineRule="auto"/>
+        <w:ind w:left="284"/>
+        <w:jc w:val="both"/>
+        <w:rPr>
+          <w:rFonts w:ascii="Times New Roman" w:eastAsia="Calibri" w:hAnsi="Times New Roman"/>
+          <w:color w:val="000000"/>
+          <w:lang w:eastAsia="en-US"/>
+        </w:rPr>
+      </w:pPr>
+      <w:r>
+        <w:rPr>
+          <w:rFonts w:ascii="Times New Roman" w:eastAsia="Calibri" w:hAnsi="Times New Roman"/>
+          <w:color w:val="000000"/>
+          <w:lang w:eastAsia="en-US"/>
+        </w:rPr>
+        <w:t xml:space="preserve">Институт – </w:t>
+      </w:r>
+      <w:r>
+        <w:rPr>
+          <w:rFonts w:ascii="Times New Roman" w:eastAsia="Calibri" w:hAnsi="Times New Roman"/>
+          <w:color w:val="000000"/>
+          <w:u w:val="single"/>
+          <w:lang w:eastAsia="en-US"/>
+        </w:rPr>
+        <w:t>Информационных технологий и автоматизации</w:t>
+      </w:r>
+    </w:p>
+    <w:p>
+      <w:pPr>
+        <w:spacing w:line="360" w:lineRule="auto"/>
+        <w:ind w:left="284"/>
+        <w:jc w:val="both"/>
+        <w:rPr>
+          <w:rFonts w:ascii="Times New Roman" w:eastAsia="Calibri" w:hAnsi="Times New Roman"/>
+          <w:color w:val="000000"/>
+          <w:lang w:eastAsia="en-US"/>
+        </w:rPr>
+      </w:pPr>
+      <w:r>
+        <w:rPr>
+          <w:rFonts w:ascii="Times New Roman" w:eastAsia="Calibri" w:hAnsi="Times New Roman"/>
+          <w:color w:val="000000"/>
+          <w:lang w:eastAsia="en-US"/>
+        </w:rPr>
+        <w:t xml:space="preserve">Направление </w:t>
+      </w:r>
+      <w:r>
+        <w:rPr>
+          <w:rFonts w:ascii="Times New Roman" w:eastAsia="Calibri" w:hAnsi="Times New Roman"/>
+          <w:color w:val="000000"/>
+          <w:u w:val="single"/>
+          <w:lang w:eastAsia="en-US"/>
+        </w:rPr>
+        <w:t>09.0</w:t>
+      </w:r>
+      <w:r>
+        <w:rPr>
+          <w:rFonts w:ascii="Times New Roman" w:eastAsia="Calibri" w:hAnsi="Times New Roman"/>
+          <w:color w:val="000000"/>
+          <w:u w:val="single"/>
+          <w:lang w:eastAsia="en-US"/>
+        </w:rPr>
+        <w:t>3</w:t>
+      </w:r>
+      <w:r>
+        <w:rPr>
+          <w:rFonts w:ascii="Times New Roman" w:eastAsia="Calibri" w:hAnsi="Times New Roman"/>
+          <w:color w:val="000000"/>
+          <w:u w:val="single"/>
+          <w:lang w:eastAsia="en-US"/>
+        </w:rPr>
+        <w:t>.03 – Прикладная информатика в дизайне</w:t>
+      </w:r>
+    </w:p>
+    <w:p>
+      <w:pPr>
+        <w:spacing w:line="360" w:lineRule="auto"/>
+        <w:ind w:left="284"/>
+        <w:jc w:val="both"/>
+        <w:rPr>
+          <w:rFonts w:ascii="Times New Roman" w:eastAsia="Calibri" w:hAnsi="Times New Roman"/>
+          <w:color w:val="000000"/>
+          <w:lang w:eastAsia="en-US"/>
+        </w:rPr>
+      </w:pPr>
+      <w:r>
+        <w:rPr>
+          <w:rFonts w:ascii="Times New Roman" w:eastAsia="Calibri" w:hAnsi="Times New Roman"/>
+          <w:color w:val="000000"/>
+          <w:lang w:eastAsia="en-US"/>
+        </w:rPr>
+        <w:t xml:space="preserve">Кафедра – </w:t>
+      </w:r>
+      <w:r>
+        <w:rPr>
+          <w:rFonts w:ascii="Times New Roman" w:eastAsia="Calibri" w:hAnsi="Times New Roman"/>
+          <w:color w:val="000000"/>
+          <w:u w:val="single"/>
+          <w:lang w:eastAsia="en-US"/>
+        </w:rPr>
+        <w:t>Цифровых и аддитивных технологий</w:t>
+      </w:r>
+    </w:p>
+    <w:p>
+      <w:pPr>
+        <w:spacing w:line="360" w:lineRule="auto"/>
+        <w:ind w:firstLine="851"/>
+        <w:jc w:val="both"/>
+        <w:rPr>
+          <w:rFonts w:ascii="Times New Roman" w:eastAsia="Calibri" w:hAnsi="Times New Roman"/>
+          <w:color w:val="000000"/>
+          <w:sz w:val="28"/>
+          <w:szCs w:val="22"/>
+          <w:lang w:eastAsia="en-US"/>
+        </w:rPr>
+      </w:pPr>
+    </w:p>
+    <w:p>
+      <w:pPr>
+        <w:spacing w:line="360" w:lineRule="auto"/>
+        <w:ind w:firstLine="851"/>
+        <w:jc w:val="both"/>
+        <w:rPr>
+          <w:rFonts w:ascii="Times New Roman" w:eastAsia="Calibri" w:hAnsi="Times New Roman"/>
+          <w:color w:val="000000"/>
+          <w:sz w:val="28"/>
+          <w:szCs w:val="22"/>
+          <w:lang w:eastAsia="en-US"/>
+        </w:rPr>
+      </w:pPr>
+    </w:p>
+    <w:p>
+      <w:pPr>
+        <w:spacing w:line="360" w:lineRule="auto"/>
+        <w:ind w:firstLine="851"/>
+        <w:jc w:val="both"/>
+        <w:rPr>
+          <w:rFonts w:ascii="Times New Roman" w:eastAsia="Calibri" w:hAnsi="Times New Roman"/>
+          <w:color w:val="000000"/>
+          <w:szCs w:val="22"/>
+          <w:lang w:eastAsia="en-US"/>
+        </w:rPr>
+      </w:pPr>
+      <w:r>
+        <w:rPr>
+          <w:rFonts w:ascii="Times New Roman" w:eastAsia="Calibri" w:hAnsi="Times New Roman"/>
+          <w:color w:val="000000"/>
+          <w:szCs w:val="22"/>
+          <w:lang w:eastAsia="en-US"/>
+        </w:rPr>
+        <w:softHyphen/>
+      </w:r>
+      <w:r>
+        <w:rPr>
+          <w:rFonts w:ascii="Times New Roman" w:eastAsia="Calibri" w:hAnsi="Times New Roman"/>
+          <w:color w:val="000000"/>
+          <w:szCs w:val="22"/>
+          <w:lang w:eastAsia="en-US"/>
+        </w:rPr>
+        <w:softHyphen/>
+      </w:r>
+    </w:p>
+    <w:p>
+      <w:pPr>
+        <w:spacing w:line="360" w:lineRule="auto"/>
+        <w:ind w:firstLine="851"/>
+        <w:jc w:val="both"/>
+        <w:rPr>
+          <w:rFonts w:ascii="Times New Roman" w:eastAsia="Calibri" w:hAnsi="Times New Roman"/>
+          <w:color w:val="000000"/>
+          <w:szCs w:val="22"/>
+          <w:lang w:eastAsia="en-US"/>
+        </w:rPr>
+      </w:pPr>
+    </w:p>
+    <w:p>
+      <w:pPr>
+        <w:spacing w:line="360" w:lineRule="auto"/>
+        <w:jc w:val="center"/>
+        <w:rPr>
+          <w:rFonts w:ascii="Times New Roman" w:eastAsia="Calibri" w:hAnsi="Times New Roman"/>
+          <w:b/>
+          <w:bCs/>
+          <w:color w:val="000000"/>
+          <w:sz w:val="40"/>
+          <w:szCs w:val="44"/>
+          <w:lang w:eastAsia="en-US"/>
+        </w:rPr>
+      </w:pPr>
+      <w:r>
+        <w:rPr>
+          <w:rFonts w:ascii="Times New Roman" w:eastAsia="Calibri" w:hAnsi="Times New Roman"/>
+          <w:b/>
+          <w:bCs/>
+          <w:color w:val="000000"/>
+          <w:sz w:val="40"/>
+          <w:szCs w:val="44"/>
+          <w:lang w:eastAsia="en-US"/>
+        </w:rPr>
+        <w:t>РАЗРАБОТКА ПРОЕКТА</w:t>
+      </w:r>
+    </w:p>
+    <w:p>
+      <w:pPr>
+        <w:spacing w:line="360" w:lineRule="auto"/>
+        <w:jc w:val="center"/>
+        <w:rPr>
+          <w:rFonts w:ascii="Times New Roman" w:eastAsia="Calibri" w:hAnsi="Times New Roman"/>
+          <w:b/>
+          <w:bCs/>
+          <w:color w:val="000000"/>
+          <w:sz w:val="40"/>
+          <w:szCs w:val="44"/>
+          <w:lang w:eastAsia="en-US"/>
+        </w:rPr>
+      </w:pPr>
+      <w:r>
+        <w:rPr>
+          <w:rFonts w:ascii="Times New Roman" w:eastAsia="Calibri" w:hAnsi="Times New Roman"/>
+          <w:b/>
+          <w:bCs/>
+          <w:color w:val="000000"/>
+          <w:sz w:val="40"/>
+          <w:szCs w:val="44"/>
+          <w:lang w:eastAsia="en-US"/>
+        </w:rPr>
+        <w:t>ВЕБ-САЙТ ДЛЯ КОМПАНИИ «</w:t>
+      </w:r>
+      <w:r>
+        <w:rPr>
+          <w:rFonts w:ascii="Times New Roman" w:eastAsia="Times New Roman" w:hAnsi="Times New Roman"/>
+          <w:spacing w:val="-2"/>
+          <w:sz w:val="40"/>
+          <w:szCs w:val="40"/>
+        </w:rPr>
+        <w:t>D&amp;D Мастерская</w:t>
+      </w:r>
+      <w:r>
+        <w:rPr>
+          <w:rFonts w:ascii="Times New Roman" w:eastAsia="Calibri" w:hAnsi="Times New Roman"/>
+          <w:b/>
+          <w:bCs/>
+          <w:color w:val="000000"/>
+          <w:sz w:val="40"/>
+          <w:szCs w:val="44"/>
+          <w:lang w:eastAsia="en-US"/>
+        </w:rPr>
+        <w:t>»</w:t>
+      </w:r>
+    </w:p>
+    <w:p>
+      <w:pPr>
+        <w:spacing w:line="360" w:lineRule="auto"/>
+        <w:jc w:val="center"/>
+        <w:rPr>
+          <w:rFonts w:ascii="Times New Roman" w:eastAsia="Calibri" w:hAnsi="Times New Roman"/>
+          <w:b/>
+          <w:bCs/>
+          <w:color w:val="000000"/>
+          <w:sz w:val="40"/>
+          <w:szCs w:val="44"/>
+          <w:lang w:eastAsia="en-US"/>
+        </w:rPr>
+      </w:pPr>
+    </w:p>
+    <w:p>
+      <w:pPr>
+        <w:spacing w:line="360" w:lineRule="auto"/>
+        <w:jc w:val="both"/>
+        <w:rPr>
+          <w:rFonts w:ascii="Times New Roman" w:eastAsia="Calibri" w:hAnsi="Times New Roman"/>
+          <w:bCs/>
+          <w:color w:val="000000"/>
+          <w:sz w:val="32"/>
+          <w:szCs w:val="32"/>
+          <w:lang w:eastAsia="en-US"/>
+        </w:rPr>
+      </w:pPr>
+      <w:r>
+        <w:rPr>
+          <w:rFonts w:ascii="Times New Roman" w:eastAsia="Calibri" w:hAnsi="Times New Roman"/>
+          <w:bCs/>
+          <w:color w:val="000000"/>
+          <w:sz w:val="32"/>
+          <w:szCs w:val="32"/>
+          <w:lang w:eastAsia="en-US"/>
+        </w:rPr>
+        <w:t>ОТЧ</w:t>
+      </w:r>
+      <w:r>
+        <w:rPr>
+          <w:rFonts w:ascii="Times New Roman" w:eastAsia="Calibri" w:hAnsi="Times New Roman"/>
+          <w:bCs/>
+          <w:color w:val="000000"/>
+          <w:sz w:val="32"/>
+          <w:szCs w:val="32"/>
+          <w:lang w:eastAsia="en-US"/>
+        </w:rPr>
+        <w:t>Е</w:t>
+      </w:r>
+      <w:r>
+        <w:rPr>
+          <w:rFonts w:ascii="Times New Roman" w:eastAsia="Calibri" w:hAnsi="Times New Roman"/>
+          <w:bCs/>
+          <w:color w:val="000000"/>
+          <w:sz w:val="32"/>
+          <w:szCs w:val="32"/>
+          <w:lang w:eastAsia="en-US"/>
+        </w:rPr>
+        <w:t>Т О ПРОВЕРКЕ НА ВАЛИДНОСТЬ СОЗДАННОГО КОДА</w:t>
+      </w:r>
+    </w:p>
+    <w:p>
+      <w:pPr>
+        <w:spacing w:line="360" w:lineRule="auto"/>
+        <w:jc w:val="both"/>
+        <w:rPr>
+          <w:rFonts w:ascii="Times New Roman" w:eastAsia="Calibri" w:hAnsi="Times New Roman"/>
+          <w:color w:val="000000"/>
+          <w:sz w:val="28"/>
+          <w:szCs w:val="22"/>
+          <w:lang w:eastAsia="en-US"/>
+        </w:rPr>
+      </w:pPr>
+    </w:p>
+    <w:p>
+      <w:pPr>
+        <w:spacing w:line="360" w:lineRule="auto"/>
+        <w:jc w:val="both"/>
+        <w:rPr>
+          <w:rFonts w:ascii="Times New Roman" w:eastAsia="Calibri" w:hAnsi="Times New Roman"/>
+          <w:color w:val="000000"/>
+          <w:sz w:val="28"/>
+          <w:szCs w:val="22"/>
+          <w:lang w:eastAsia="en-US"/>
+        </w:rPr>
+      </w:pPr>
+    </w:p>
+    <w:p>
+      <w:pPr>
+        <w:tabs>
+          <w:tab w:val="left" w:pos="6804"/>
+        </w:tabs>
+        <w:jc w:val="both"/>
+        <w:rPr>
+          <w:rFonts w:ascii="Times New Roman" w:eastAsia="Calibri" w:hAnsi="Times New Roman"/>
+          <w:color w:val="000000"/>
+          <w:sz w:val="28"/>
+          <w:szCs w:val="22"/>
+          <w:lang w:eastAsia="en-US"/>
+        </w:rPr>
+      </w:pPr>
+      <w:r>
+        <w:rPr>
+          <w:rFonts w:ascii="Times New Roman" w:eastAsia="Calibri" w:hAnsi="Times New Roman"/>
+          <w:color w:val="000000"/>
+          <w:sz w:val="28"/>
+          <w:szCs w:val="22"/>
+          <w:lang w:eastAsia="en-US"/>
+        </w:rPr>
+        <w:t>Исполнитель</w:t>
+      </w:r>
+      <w:r>
+        <w:rPr>
+          <w:rFonts w:ascii="Times New Roman" w:eastAsia="Calibri" w:hAnsi="Times New Roman"/>
+          <w:b/>
+          <w:color w:val="000000"/>
+          <w:sz w:val="28"/>
+          <w:szCs w:val="22"/>
+          <w:lang w:eastAsia="en-US"/>
+        </w:rPr>
+        <w:t xml:space="preserve"> –</w:t>
+      </w:r>
+      <w:r>
+        <w:rPr>
+          <w:rFonts w:ascii="Times New Roman" w:eastAsia="Calibri" w:hAnsi="Times New Roman"/>
+          <w:color w:val="000000"/>
+          <w:sz w:val="28"/>
+          <w:szCs w:val="22"/>
+          <w:lang w:eastAsia="en-US"/>
+        </w:rPr>
+        <w:t xml:space="preserve"> студент учебной группы </w:t>
+      </w:r>
+      <w:r>
+        <w:rPr>
+          <w:rFonts w:ascii="Times New Roman" w:eastAsia="Calibri" w:hAnsi="Times New Roman"/>
+          <w:color w:val="000000"/>
+          <w:sz w:val="28"/>
+          <w:szCs w:val="22"/>
+          <w:u w:val="single"/>
+          <w:lang w:eastAsia="en-US"/>
+        </w:rPr>
+        <w:tab/>
+      </w:r>
+      <w:r>
+        <w:rPr>
+          <w:rFonts w:ascii="Times New Roman" w:eastAsia="Calibri" w:hAnsi="Times New Roman"/>
+          <w:color w:val="000000"/>
+          <w:sz w:val="28"/>
+          <w:szCs w:val="22"/>
+          <w:u w:val="single"/>
+          <w:lang w:eastAsia="en-US"/>
+        </w:rPr>
+        <w:t xml:space="preserve">3-МД-4     </w:t>
+      </w:r>
+      <w:r>
+        <w:rPr>
+          <w:rFonts w:ascii="Times New Roman" w:eastAsia="Calibri" w:hAnsi="Times New Roman"/>
+          <w:color w:val="000000"/>
+          <w:sz w:val="28"/>
+          <w:szCs w:val="22"/>
+          <w:u w:val="single"/>
+          <w:lang w:eastAsia="en-US"/>
+        </w:rPr>
+        <w:tab/>
+      </w:r>
+      <w:r>
+        <w:rPr>
+          <w:rFonts w:ascii="Times New Roman" w:eastAsia="Calibri" w:hAnsi="Times New Roman"/>
+          <w:color w:val="000000"/>
+          <w:sz w:val="28"/>
+          <w:szCs w:val="22"/>
+          <w:u w:val="single"/>
+          <w:lang w:eastAsia="en-US"/>
+        </w:rPr>
+        <w:tab/>
+      </w:r>
+      <w:r>
+        <w:rPr>
+          <w:rFonts w:ascii="Times New Roman" w:eastAsia="Calibri" w:hAnsi="Times New Roman"/>
+          <w:color w:val="000000"/>
+          <w:sz w:val="28"/>
+          <w:szCs w:val="22"/>
+          <w:u w:val="single"/>
+          <w:lang w:eastAsia="en-US"/>
+        </w:rPr>
+        <w:tab/>
+      </w:r>
+    </w:p>
+    <w:p>
+      <w:pPr>
+        <w:tabs>
+          <w:tab w:val="left" w:pos="6946"/>
+        </w:tabs>
+        <w:ind w:firstLine="7088"/>
+        <w:jc w:val="both"/>
+        <w:rPr>
+          <w:rFonts w:ascii="Times New Roman" w:eastAsia="Calibri" w:hAnsi="Times New Roman"/>
+          <w:color w:val="000000"/>
+          <w:sz w:val="20"/>
+          <w:szCs w:val="20"/>
+          <w:lang w:eastAsia="en-US"/>
+        </w:rPr>
+      </w:pPr>
+      <w:r>
+        <w:rPr>
+          <w:rFonts w:ascii="Times New Roman" w:eastAsia="Calibri" w:hAnsi="Times New Roman"/>
+          <w:color w:val="000000"/>
+          <w:sz w:val="20"/>
+          <w:szCs w:val="20"/>
+          <w:lang w:eastAsia="en-US"/>
+        </w:rPr>
+        <w:t>(группа)</w:t>
+      </w:r>
+    </w:p>
+    <w:p>
+      <w:pPr>
+        <w:tabs>
+          <w:tab w:val="left" w:pos="2552"/>
+          <w:tab w:val="left" w:pos="7938"/>
+        </w:tabs>
+        <w:rPr>
+          <w:rFonts w:ascii="Times New Roman" w:eastAsia="Calibri" w:hAnsi="Times New Roman"/>
+          <w:color w:val="000000"/>
+          <w:sz w:val="28"/>
+          <w:szCs w:val="28"/>
+          <w:u w:val="single"/>
+          <w:lang w:eastAsia="en-US"/>
+        </w:rPr>
+      </w:pPr>
+      <w:r>
+        <w:rPr>
+          <w:rFonts w:ascii="Times New Roman" w:eastAsia="Calibri" w:hAnsi="Times New Roman"/>
+          <w:color w:val="000000"/>
+          <w:sz w:val="20"/>
+          <w:szCs w:val="20"/>
+          <w:u w:val="single"/>
+          <w:lang w:eastAsia="en-US"/>
+        </w:rPr>
+        <w:tab/>
+      </w:r>
+      <w:r>
+        <w:rPr>
+          <w:rFonts w:ascii="Times New Roman" w:eastAsia="Calibri" w:hAnsi="Times New Roman"/>
+          <w:color w:val="000000"/>
+          <w:sz w:val="28"/>
+          <w:szCs w:val="28"/>
+          <w:u w:val="single"/>
+          <w:lang w:eastAsia="en-US"/>
+        </w:rPr>
+        <w:t xml:space="preserve"> Куклина Полина Алексеевна</w:t>
+      </w:r>
+      <w:r>
+        <w:rPr>
+          <w:rFonts w:ascii="Times New Roman" w:eastAsia="Calibri" w:hAnsi="Times New Roman"/>
+          <w:color w:val="000000"/>
+          <w:sz w:val="28"/>
+          <w:szCs w:val="28"/>
+          <w:u w:val="single"/>
+          <w:lang w:eastAsia="en-US"/>
+        </w:rPr>
+        <w:tab/>
+      </w:r>
+      <w:r>
+        <w:rPr>
+          <w:rFonts w:ascii="Times New Roman" w:eastAsia="Calibri" w:hAnsi="Times New Roman"/>
+          <w:color w:val="000000"/>
+          <w:sz w:val="28"/>
+          <w:szCs w:val="28"/>
+          <w:u w:val="single"/>
+          <w:lang w:eastAsia="en-US"/>
+        </w:rPr>
+        <w:tab/>
+      </w:r>
+      <w:r>
+        <w:rPr>
+          <w:rFonts w:ascii="Times New Roman" w:eastAsia="Calibri" w:hAnsi="Times New Roman"/>
+          <w:color w:val="000000"/>
+          <w:sz w:val="28"/>
+          <w:szCs w:val="28"/>
+          <w:u w:val="single"/>
+          <w:lang w:eastAsia="en-US"/>
+        </w:rPr>
+        <w:tab/>
+      </w:r>
+    </w:p>
+    <w:p>
+      <w:pPr>
+        <w:tabs>
+          <w:tab w:val="left" w:pos="2552"/>
+          <w:tab w:val="left" w:pos="7938"/>
+        </w:tabs>
+        <w:ind w:firstLine="851"/>
+        <w:rPr>
+          <w:rFonts w:ascii="Times New Roman" w:eastAsia="Calibri" w:hAnsi="Times New Roman"/>
+          <w:color w:val="000000"/>
+          <w:sz w:val="20"/>
+          <w:szCs w:val="20"/>
+          <w:lang w:eastAsia="en-US"/>
+        </w:rPr>
+      </w:pPr>
+      <w:r>
+        <w:rPr>
+          <w:rFonts w:ascii="Times New Roman" w:eastAsia="Calibri" w:hAnsi="Times New Roman"/>
+          <w:color w:val="000000"/>
+          <w:sz w:val="20"/>
+          <w:szCs w:val="20"/>
+          <w:lang w:eastAsia="en-US"/>
+        </w:rPr>
+        <w:tab/>
+      </w:r>
+      <w:r>
+        <w:rPr>
+          <w:rFonts w:ascii="Times New Roman" w:eastAsia="Calibri" w:hAnsi="Times New Roman"/>
+          <w:color w:val="000000"/>
+          <w:sz w:val="20"/>
+          <w:szCs w:val="20"/>
+          <w:lang w:eastAsia="en-US"/>
+        </w:rPr>
+        <w:t>(фамилия, имя, отчество</w:t>
+      </w:r>
+      <w:r>
+        <w:rPr>
+          <w:rFonts w:ascii="Times New Roman" w:eastAsia="Calibri" w:hAnsi="Times New Roman"/>
+          <w:color w:val="000000"/>
+          <w:sz w:val="20"/>
+          <w:szCs w:val="20"/>
+          <w:lang w:eastAsia="en-US"/>
+        </w:rPr>
+        <w:t>)</w:t>
+      </w:r>
+    </w:p>
+    <w:p>
+      <w:pPr>
+        <w:tabs>
+          <w:tab w:val="left" w:pos="9354"/>
+        </w:tabs>
+        <w:spacing w:line="360" w:lineRule="auto"/>
+        <w:rPr>
+          <w:rFonts w:ascii="Times New Roman" w:eastAsia="Calibri" w:hAnsi="Times New Roman"/>
+          <w:color w:val="000000"/>
+          <w:sz w:val="28"/>
+          <w:szCs w:val="22"/>
+          <w:lang w:eastAsia="en-US"/>
+        </w:rPr>
+      </w:pPr>
+    </w:p>
+    <w:p>
+      <w:pPr>
+        <w:tabs>
+          <w:tab w:val="left" w:pos="9354"/>
+        </w:tabs>
+        <w:spacing w:line="360" w:lineRule="auto"/>
+        <w:rPr>
+          <w:rFonts w:ascii="Times New Roman" w:eastAsia="Calibri" w:hAnsi="Times New Roman"/>
+          <w:color w:val="000000"/>
+          <w:sz w:val="28"/>
+          <w:szCs w:val="22"/>
+          <w:u w:val="single"/>
+          <w:vertAlign w:val="subscript"/>
+          <w:lang w:eastAsia="en-US"/>
+        </w:rPr>
+      </w:pPr>
+      <w:r>
+        <w:rPr>
+          <w:rFonts w:ascii="Times New Roman" w:eastAsia="Calibri" w:hAnsi="Times New Roman"/>
+          <w:color w:val="000000"/>
+          <w:sz w:val="28"/>
+          <w:szCs w:val="22"/>
+          <w:lang w:eastAsia="en-US"/>
+        </w:rPr>
+        <w:t xml:space="preserve">Ссылка на используемый ресурс / </w:t>
+      </w:r>
+      <w:r>
+        <w:rPr>
+          <w:rFonts w:ascii="Times New Roman" w:eastAsia="Calibri" w:hAnsi="Times New Roman"/>
+          <w:color w:val="000000"/>
+          <w:sz w:val="28"/>
+          <w:szCs w:val="22"/>
+          <w:lang w:val="en-US" w:eastAsia="en-US"/>
+        </w:rPr>
+        <w:t>URL</w:t>
+      </w:r>
+      <w:r>
+        <w:rPr>
+          <w:rFonts w:ascii="Times New Roman" w:eastAsia="Calibri" w:hAnsi="Times New Roman"/>
+          <w:color w:val="000000"/>
+          <w:sz w:val="28"/>
+          <w:szCs w:val="22"/>
+          <w:lang w:eastAsia="en-US"/>
+        </w:rPr>
+        <w:t>:</w:t>
+      </w:r>
+      <w:r>
+        <w:rPr>
+          <w:rFonts w:ascii="Times New Roman" w:eastAsia="Calibri" w:hAnsi="Times New Roman"/>
+          <w:color w:val="000000"/>
+          <w:sz w:val="28"/>
+          <w:szCs w:val="22"/>
+          <w:u w:val="single"/>
+          <w:lang w:eastAsia="en-US"/>
+        </w:rPr>
+        <w:t xml:space="preserve"> </w:t>
+      </w:r>
+      <w:hyperlink r:id="rId7" w:history="1">
+        <w:r>
+          <w:rPr>
+            <w:rStyle w:val="a4"/>
+          </w:rPr>
+          <w:t>https://validator.w3.org/nu/#file</w:t>
+        </w:r>
+      </w:hyperlink>
+      <w:r>
+        <w:t xml:space="preserve"> </w:t>
+      </w:r>
       <w:r>
         <w:rPr>
           <w:rFonts w:ascii="Times New Roman" w:eastAsia="Calibri" w:hAnsi="Times New Roman"/>
@@ -2777,7 +2788,27 @@
           <w:sz w:val="28"/>
           <w:szCs w:val="28"/>
         </w:rPr>
-        <w:t>Название компании: «D&amp;D Мастерская» (D&amp;D Workshop)</w:t>
+        <w:t xml:space="preserve">Название компании: «D&amp;D Мастерская» (D&amp;D </w:t>
+      </w:r>
+      <w:proofErr w:type="spellStart"/>
+      <w:r>
+        <w:rPr>
+          <w:rFonts w:ascii="Times New Roman" w:eastAsia="Times New Roman" w:hAnsi="Times New Roman"/>
+          <w:spacing w:val="-2"/>
+          <w:sz w:val="28"/>
+          <w:szCs w:val="28"/>
+        </w:rPr>
+        <w:t>Workshop</w:t>
+      </w:r>
+      <w:proofErr w:type="spellEnd"/>
+      <w:r>
+        <w:rPr>
+          <w:rFonts w:ascii="Times New Roman" w:eastAsia="Times New Roman" w:hAnsi="Times New Roman"/>
+          <w:spacing w:val="-2"/>
+          <w:sz w:val="28"/>
+          <w:szCs w:val="28"/>
+        </w:rPr>
+        <w:t>)</w:t>
       </w:r>
     </w:p>
     <w:p>
@@ -2799,7 +2830,47 @@
           <w:sz w:val="28"/>
           <w:szCs w:val="28"/>
         </w:rPr>
-        <w:t>Тематика: Организация и проведение настольных ролевых игр в мире Dungeons &amp; Dragons (ДНД), обучение игре, аренда инвентаря.</w:t>
+        <w:t xml:space="preserve">Тематика: Организация и проведение настольных ролевых игр в мире </w:t>
+      </w:r>
+      <w:proofErr w:type="spellStart"/>
+      <w:r>
+        <w:rPr>
+          <w:rFonts w:ascii="Times New Roman" w:eastAsia="Times New Roman" w:hAnsi="Times New Roman"/>
+          <w:spacing w:val="-2"/>
+          <w:sz w:val="28"/>
+          <w:szCs w:val="28"/>
+        </w:rPr>
+        <w:t>Dungeons</w:t>
+      </w:r>
+      <w:proofErr w:type="spellEnd"/>
+      <w:r>
+        <w:rPr>
+          <w:rFonts w:ascii="Times New Roman" w:eastAsia="Times New Roman" w:hAnsi="Times New Roman"/>
+          <w:spacing w:val="-2"/>
+          <w:sz w:val="28"/>
+          <w:szCs w:val="28"/>
+        </w:rPr>
+        <w:t xml:space="preserve"> &amp; </w:t>
+      </w:r>
+      <w:proofErr w:type="spellStart"/>
+      <w:r>
+        <w:rPr>
+          <w:rFonts w:ascii="Times New Roman" w:eastAsia="Times New Roman" w:hAnsi="Times New Roman"/>
+          <w:spacing w:val="-2"/>
+          <w:sz w:val="28"/>
+          <w:szCs w:val="28"/>
+        </w:rPr>
+        <w:t>Dragons</w:t>
+      </w:r>
+      <w:proofErr w:type="spellEnd"/>
+      <w:r>
+        <w:rPr>
+          <w:rFonts w:ascii="Times New Roman" w:eastAsia="Times New Roman" w:hAnsi="Times New Roman"/>
+          <w:spacing w:val="-2"/>
+          <w:sz w:val="28"/>
+          <w:szCs w:val="28"/>
+        </w:rPr>
+        <w:t xml:space="preserve"> (ДНД), обучение игре, аренда инвентаря.</w:t>
       </w:r>
     </w:p>
     <w:p>
@@ -2953,7 +3024,33 @@
           <w:lang w:eastAsia="ru-RU"/>
           <w14:ligatures w14:val="none"/>
         </w:rPr>
-        <w:t>Онлайн-кампании через Discord / Roll20.</w:t>
+        <w:t xml:space="preserve">Онлайн-кампании через </w:t>
+      </w:r>
+      <w:proofErr w:type="spellStart"/>
+      <w:r>
+        <w:rPr>
+          <w:rFonts w:ascii="Times New Roman" w:eastAsia="Times New Roman" w:hAnsi="Times New Roman" w:cs="Times New Roman"/>
+          <w:spacing w:val="-2"/>
+          <w:kern w:val="0"/>
+          <w:sz w:val="28"/>
+          <w:szCs w:val="28"/>
+          <w:lang w:eastAsia="ru-RU"/>
+          <w14:ligatures w14:val="none"/>
+        </w:rPr>
+        <w:t>Discord</w:t>
+      </w:r>
+      <w:proofErr w:type="spellEnd"/>
+      <w:r>
+        <w:rPr>
+          <w:rFonts w:ascii="Times New Roman" w:eastAsia="Times New Roman" w:hAnsi="Times New Roman" w:cs="Times New Roman"/>
+          <w:spacing w:val="-2"/>
+          <w:kern w:val="0"/>
+          <w:sz w:val="28"/>
+          <w:szCs w:val="28"/>
+          <w:lang w:eastAsia="ru-RU"/>
+          <w14:ligatures w14:val="none"/>
+        </w:rPr>
+        <w:t xml:space="preserve"> / Roll20.</w:t>
       </w:r>
     </w:p>
     <w:p>
@@ -3166,7 +3263,67 @@
           <w:sz w:val="28"/>
           <w:szCs w:val="28"/>
         </w:rPr>
-        <w:t>D&amp;D, ДНД, Dungeons and Dragons, настольные ролевые игры, мастер D&amp;D, поиск мастера, обучение D&amp;D, кубики для D&amp;D, проведение игр, аренда инвентаря.</w:t>
+        <w:t xml:space="preserve">D&amp;D, ДНД, </w:t>
+      </w:r>
+      <w:proofErr w:type="spellStart"/>
+      <w:r>
+        <w:rPr>
+          <w:rFonts w:ascii="Times New Roman" w:eastAsia="Times New Roman" w:hAnsi="Times New Roman"/>
+          <w:spacing w:val="-2"/>
+          <w:sz w:val="28"/>
+          <w:szCs w:val="28"/>
+        </w:rPr>
+        <w:t>Dungeons</w:t>
+      </w:r>
+      <w:proofErr w:type="spellEnd"/>
+      <w:r>
+        <w:rPr>
+          <w:rFonts w:ascii="Times New Roman" w:eastAsia="Times New Roman" w:hAnsi="Times New Roman"/>
+          <w:spacing w:val="-2"/>
+          <w:sz w:val="28"/>
+          <w:szCs w:val="28"/>
+        </w:rPr>
+        <w:t xml:space="preserve"> </w:t>
+      </w:r>
+      <w:proofErr w:type="spellStart"/>
+      <w:r>
+        <w:rPr>
+          <w:rFonts w:ascii="Times New Roman" w:eastAsia="Times New Roman" w:hAnsi="Times New Roman"/>
+          <w:spacing w:val="-2"/>
+          <w:sz w:val="28"/>
+          <w:szCs w:val="28"/>
+        </w:rPr>
+        <w:t>and</w:t>
+      </w:r>
+      <w:proofErr w:type="spellEnd"/>
+      <w:r>
+        <w:rPr>
+          <w:rFonts w:ascii="Times New Roman" w:eastAsia="Times New Roman" w:hAnsi="Times New Roman"/>
+          <w:spacing w:val="-2"/>
+          <w:sz w:val="28"/>
+          <w:szCs w:val="28"/>
+        </w:rPr>
+        <w:t xml:space="preserve"> </w:t>
+      </w:r>
+      <w:proofErr w:type="spellStart"/>
+      <w:r>
+        <w:rPr>
+          <w:rFonts w:ascii="Times New Roman" w:eastAsia="Times New Roman" w:hAnsi="Times New Roman"/>
+          <w:spacing w:val="-2"/>
+          <w:sz w:val="28"/>
+          <w:szCs w:val="28"/>
+        </w:rPr>
+        <w:t>Dragons</w:t>
+      </w:r>
+      <w:proofErr w:type="spellEnd"/>
+      <w:r>
+        <w:rPr>
+          <w:rFonts w:ascii="Times New Roman" w:eastAsia="Times New Roman" w:hAnsi="Times New Roman"/>
+          <w:spacing w:val="-2"/>
+          <w:sz w:val="28"/>
+          <w:szCs w:val="28"/>
+        </w:rPr>
+        <w:t>, настольные ролевые игры, мастер D&amp;D, поиск мастера, обучение D&amp;D, кубики для D&amp;D, проведение игр, аренда инвентаря.</w:t>
       </w:r>
       <w:r>
         <w:rPr>
@@ -3244,7 +3401,7 @@
         </w:rPr>
         <w:t>Тёмно-синий (</w:t>
       </w:r>
-      <w:hyperlink r:id="rId7" w:history="1">
+      <w:hyperlink r:id="rId8" w:history="1">
         <w:r>
           <w:rPr>
             <w:rStyle w:val="a4"/>
@@ -3304,7 +3461,7 @@
         </w:rPr>
         <w:t>Золотистый/янтарный (</w:t>
       </w:r>
-      <w:hyperlink r:id="rId8" w:history="1">
+      <w:hyperlink r:id="rId9" w:history="1">
         <w:r>
           <w:rPr>
             <w:rStyle w:val="a4"/>
@@ -3364,7 +3521,7 @@
         </w:rPr>
         <w:t>Тёмно-серый (</w:t>
       </w:r>
-      <w:hyperlink r:id="rId9" w:history="1">
+      <w:hyperlink r:id="rId10" w:history="1">
         <w:r>
           <w:rPr>
             <w:rStyle w:val="a4"/>
@@ -3424,7 +3581,7 @@
         </w:rPr>
         <w:t>Белый (</w:t>
       </w:r>
-      <w:hyperlink r:id="rId10" w:history="1">
+      <w:hyperlink r:id="rId11" w:history="1">
         <w:r>
           <w:rPr>
             <w:rStyle w:val="a4"/>
@@ -3485,7 +3642,7 @@
         <w:lastRenderedPageBreak/>
         <w:t>Голубой (</w:t>
       </w:r>
-      <w:hyperlink r:id="rId11" w:history="1">
+      <w:hyperlink r:id="rId12" w:history="1">
         <w:r>
           <w:rPr>
             <w:rStyle w:val="a4"/>
@@ -3567,7 +3724,7 @@
         </w:rPr>
         <w:t>Ярко-розовый (</w:t>
       </w:r>
-      <w:hyperlink r:id="rId12" w:history="1">
+      <w:hyperlink r:id="rId13" w:history="1">
         <w:r>
           <w:rPr>
             <w:rStyle w:val="a4"/>
@@ -3594,7 +3751,7 @@
         </w:rPr>
         <w:t>), кислотно-зелёный (</w:t>
       </w:r>
-      <w:hyperlink r:id="rId13" w:history="1">
+      <w:hyperlink r:id="rId14" w:history="1">
         <w:r>
           <w:rPr>
             <w:rStyle w:val="a4"/>
@@ -3621,7 +3778,7 @@
         </w:rPr>
         <w:t>), неоновый синий (</w:t>
       </w:r>
-      <w:hyperlink r:id="rId14" w:history="1">
+      <w:hyperlink r:id="rId15" w:history="1">
         <w:r>
           <w:rPr>
             <w:rStyle w:val="a4"/>
@@ -3796,7 +3953,33 @@
           <w:lang w:eastAsia="ru-RU"/>
           <w14:ligatures w14:val="none"/>
         </w:rPr>
-        <w:t>Получение подтверждения услуги – сразу после вывода результата пользователю предлагается ввести свой email (поле обязательное). На указанный адрес отправляется письмо-подтверждение с заголовком «Ваш результат теста D&amp;D Мастерская». Кроме того, если пользователь авторизован, результат автоматически сохраняется в разделе «Профиль» – «Мои услуги» – «Результаты тестов», где его можно в любой момент скачать повторно.</w:t>
+        <w:t xml:space="preserve">Получение подтверждения услуги – сразу после вывода результата пользователю предлагается ввести свой </w:t>
+      </w:r>
+      <w:proofErr w:type="spellStart"/>
+      <w:r>
+        <w:rPr>
+          <w:rFonts w:ascii="Times New Roman" w:eastAsia="Times New Roman" w:hAnsi="Times New Roman" w:cs="Times New Roman"/>
+          <w:spacing w:val="-2"/>
+          <w:kern w:val="0"/>
+          <w:sz w:val="28"/>
+          <w:szCs w:val="28"/>
+          <w:lang w:eastAsia="ru-RU"/>
+          <w14:ligatures w14:val="none"/>
+        </w:rPr>
+        <w:t>email</w:t>
+      </w:r>
+      <w:proofErr w:type="spellEnd"/>
+      <w:r>
+        <w:rPr>
+          <w:rFonts w:ascii="Times New Roman" w:eastAsia="Times New Roman" w:hAnsi="Times New Roman" w:cs="Times New Roman"/>
+          <w:spacing w:val="-2"/>
+          <w:kern w:val="0"/>
+          <w:sz w:val="28"/>
+          <w:szCs w:val="28"/>
+          <w:lang w:eastAsia="ru-RU"/>
+          <w14:ligatures w14:val="none"/>
+        </w:rPr>
+        <w:t xml:space="preserve"> (поле обязательное). На указанный адрес отправляется письмо-подтверждение с заголовком «Ваш результат теста D&amp;D Мастерская». Кроме того, если пользователь авторизован, результат автоматически сохраняется в разделе «Профиль» – «Мои услуги» – «Результаты тестов», где его можно в любой момент скачать повторно.</w:t>
       </w:r>
     </w:p>
     <w:p>
@@ -3889,7 +4072,7 @@
                     </pic:cNvPicPr>
                   </pic:nvPicPr>
                   <pic:blipFill>
-                    <a:blip r:embed="rId15" cstate="print">
+                    <a:blip r:embed="rId16" cstate="print">
                       <a:extLst>
                         <a:ext uri="{28A0092B-C50C-407E-A947-70E740481C1C}">
                           <a14:useLocalDpi xmlns:a14="http://schemas.microsoft.com/office/drawing/2010/main" val="0"/>
@@ -3934,7 +4117,7 @@
           <w:szCs w:val="28"/>
         </w:rPr>
         <w:drawing>
-          <wp:anchor distT="0" distB="0" distL="114300" distR="114300" simplePos="0" relativeHeight="251659264" behindDoc="1" locked="0" layoutInCell="1" allowOverlap="1" wp14:anchorId="3A2FCE8A" wp14:editId="0E466747">
+          <wp:anchor distT="0" distB="0" distL="114300" distR="114300" simplePos="0" relativeHeight="251659264" behindDoc="1" locked="0" layoutInCell="1" allowOverlap="1" wp14:anchorId="3A2FCE8A" wp14:editId="7F616AA6">
             <wp:simplePos x="0" y="0"/>
             <wp:positionH relativeFrom="column">
               <wp:posOffset>2493646</wp:posOffset>
@@ -3959,7 +4142,7 @@
                     </pic:cNvPicPr>
                   </pic:nvPicPr>
                   <pic:blipFill>
-                    <a:blip r:embed="rId16" cstate="print">
+                    <a:blip r:embed="rId17" cstate="print">
                       <a:extLst>
                         <a:ext uri="{28A0092B-C50C-407E-A947-70E740481C1C}">
                           <a14:useLocalDpi xmlns:a14="http://schemas.microsoft.com/office/drawing/2010/main" val="0"/>
@@ -4004,7 +4187,7 @@
           <w:szCs w:val="28"/>
         </w:rPr>
         <w:drawing>
-          <wp:anchor distT="0" distB="0" distL="114300" distR="114300" simplePos="0" relativeHeight="251661312" behindDoc="1" locked="0" layoutInCell="1" allowOverlap="1" wp14:anchorId="1E0E7F5D" wp14:editId="56E0EF3A">
+          <wp:anchor distT="0" distB="0" distL="114300" distR="114300" simplePos="0" relativeHeight="251661312" behindDoc="1" locked="0" layoutInCell="1" allowOverlap="1" wp14:anchorId="1E0E7F5D" wp14:editId="659E2795">
             <wp:simplePos x="0" y="0"/>
             <wp:positionH relativeFrom="column">
               <wp:posOffset>1905</wp:posOffset>
@@ -4029,7 +4212,7 @@
                     </pic:cNvPicPr>
                   </pic:nvPicPr>
                   <pic:blipFill>
-                    <a:blip r:embed="rId17" cstate="print">
+                    <a:blip r:embed="rId18" cstate="print">
                       <a:extLst>
                         <a:ext uri="{28A0092B-C50C-407E-A947-70E740481C1C}">
                           <a14:useLocalDpi xmlns:a14="http://schemas.microsoft.com/office/drawing/2010/main" val="0"/>
@@ -4103,7 +4286,7 @@
           <w:szCs w:val="28"/>
         </w:rPr>
         <w:drawing>
-          <wp:anchor distT="0" distB="0" distL="114300" distR="114300" simplePos="0" relativeHeight="251660288" behindDoc="1" locked="0" layoutInCell="1" allowOverlap="1" wp14:anchorId="77541BEA" wp14:editId="61C82930">
+          <wp:anchor distT="0" distB="0" distL="114300" distR="114300" simplePos="0" relativeHeight="251660288" behindDoc="1" locked="0" layoutInCell="1" allowOverlap="1" wp14:anchorId="77541BEA" wp14:editId="7B862DF6">
             <wp:simplePos x="0" y="0"/>
             <wp:positionH relativeFrom="column">
               <wp:posOffset>2484120</wp:posOffset>
@@ -4128,7 +4311,7 @@
                     </pic:cNvPicPr>
                   </pic:nvPicPr>
                   <pic:blipFill>
-                    <a:blip r:embed="rId18" cstate="print">
+                    <a:blip r:embed="rId19" cstate="print">
                       <a:extLst>
                         <a:ext uri="{28A0092B-C50C-407E-A947-70E740481C1C}">
                           <a14:useLocalDpi xmlns:a14="http://schemas.microsoft.com/office/drawing/2010/main" val="0"/>
@@ -4173,7 +4356,7 @@
           <w:szCs w:val="28"/>
         </w:rPr>
         <w:drawing>
-          <wp:anchor distT="0" distB="0" distL="114300" distR="114300" simplePos="0" relativeHeight="251662336" behindDoc="1" locked="0" layoutInCell="1" allowOverlap="1" wp14:anchorId="07E4992A" wp14:editId="098C2DDD">
+          <wp:anchor distT="0" distB="0" distL="114300" distR="114300" simplePos="0" relativeHeight="251662336" behindDoc="1" locked="0" layoutInCell="1" allowOverlap="1" wp14:anchorId="07E4992A" wp14:editId="61F47DAD">
             <wp:simplePos x="0" y="0"/>
             <wp:positionH relativeFrom="column">
               <wp:posOffset>802005</wp:posOffset>
@@ -4198,7 +4381,7 @@
                     </pic:cNvPicPr>
                   </pic:nvPicPr>
                   <pic:blipFill>
-                    <a:blip r:embed="rId19" cstate="print">
+                    <a:blip r:embed="rId20" cstate="print">
                       <a:extLst>
                         <a:ext uri="{28A0092B-C50C-407E-A947-70E740481C1C}">
                           <a14:useLocalDpi xmlns:a14="http://schemas.microsoft.com/office/drawing/2010/main" val="0"/>
@@ -6282,7 +6465,59 @@
           <w:lang w:eastAsia="ru-RU"/>
           <w14:ligatures w14:val="none"/>
         </w:rPr>
-        <w:t>Поля: email, пароль; кнопка «Войти». Ссылка «Зарегистрироваться» → поля: имя, email, пароль; кнопка «Зарегистрироваться».</w:t>
+        <w:t xml:space="preserve">Поля: </w:t>
+      </w:r>
+      <w:proofErr w:type="spellStart"/>
+      <w:r>
+        <w:rPr>
+          <w:rFonts w:ascii="Times New Roman" w:eastAsia="Times New Roman" w:hAnsi="Times New Roman" w:cs="Times New Roman"/>
+          <w:spacing w:val="-2"/>
+          <w:kern w:val="0"/>
+          <w:sz w:val="28"/>
+          <w:szCs w:val="28"/>
+          <w:lang w:eastAsia="ru-RU"/>
+          <w14:ligatures w14:val="none"/>
+        </w:rPr>
+        <w:t>email</w:t>
+      </w:r>
+      <w:proofErr w:type="spellEnd"/>
+      <w:r>
+        <w:rPr>
+          <w:rFonts w:ascii="Times New Roman" w:eastAsia="Times New Roman" w:hAnsi="Times New Roman" w:cs="Times New Roman"/>
+          <w:spacing w:val="-2"/>
+          <w:kern w:val="0"/>
+          <w:sz w:val="28"/>
+          <w:szCs w:val="28"/>
+          <w:lang w:eastAsia="ru-RU"/>
+          <w14:ligatures w14:val="none"/>
+        </w:rPr>
+        <w:t xml:space="preserve">, пароль; кнопка «Войти». Ссылка «Зарегистрироваться» → поля: имя, </w:t>
+      </w:r>
+      <w:proofErr w:type="spellStart"/>
+      <w:r>
+        <w:rPr>
+          <w:rFonts w:ascii="Times New Roman" w:eastAsia="Times New Roman" w:hAnsi="Times New Roman" w:cs="Times New Roman"/>
+          <w:spacing w:val="-2"/>
+          <w:kern w:val="0"/>
+          <w:sz w:val="28"/>
+          <w:szCs w:val="28"/>
+          <w:lang w:eastAsia="ru-RU"/>
+          <w14:ligatures w14:val="none"/>
+        </w:rPr>
+        <w:t>email</w:t>
+      </w:r>
+      <w:proofErr w:type="spellEnd"/>
+      <w:r>
+        <w:rPr>
+          <w:rFonts w:ascii="Times New Roman" w:eastAsia="Times New Roman" w:hAnsi="Times New Roman" w:cs="Times New Roman"/>
+          <w:spacing w:val="-2"/>
+          <w:kern w:val="0"/>
+          <w:sz w:val="28"/>
+          <w:szCs w:val="28"/>
+          <w:lang w:eastAsia="ru-RU"/>
+          <w14:ligatures w14:val="none"/>
+        </w:rPr>
+        <w:t>, пароль; кнопка «Зарегистрироваться».</w:t>
       </w:r>
     </w:p>
     <w:p>
